--- a/document_templates/russian_library/Исковые_заявления/Семейные_споры/шаблон_Исковое_заявление_об_изменении_способа_взыскания_алиментов_С_представителем_.docx
+++ b/document_templates/russian_library/Исковые_заявления/Семейные_споры/шаблон_Исковое_заявление_об_изменении_способа_взыскания_алиментов_С_представителем_.docx
@@ -13,15 +13,14 @@
           <w:lang w:val="en-US"/>
         </w:rPr>
       </w:pPr>
-      <w:proofErr w:type="gramStart"/>
-      <w:r>
-        <w:rPr>
-          <w:rFonts w:ascii="Times New Roman" w:hAnsi="Times New Roman" w:cs="Times New Roman"/>
-          <w:sz w:val="24"/>
-          <w:szCs w:val="24"/>
-          <w:lang w:val="en-US"/>
-        </w:rPr>
-        <w:t>{{ in_w_t_w_r_w_prooferr_w_type_gramend_w_r_w_rpr_w_rfonts_w_ascii_times_new_roman_w_hansi_times_new_roman_w_cs_times_new_roman_w_sz_w_val_24_w_szcs_w_val_24_w_lang_w_val_en_us_w_rpr_w_t_xml_space_preserve_court_name }}</w:t>
+      <w:r>
+        <w:rPr>
+          <w:rFonts w:ascii="Times New Roman" w:hAnsi="Times New Roman" w:cs="Times New Roman"/>
+          <w:sz w:val="24"/>
+          <w:szCs w:val="24"/>
+          <w:lang w:val="en-US"/>
+        </w:rPr>
+        <w:t>{{ in_court_name }}</w:t>
       </w:r>
     </w:p>
     <w:p>
@@ -40,7 +39,7 @@
           <w:sz w:val="24"/>
           <w:szCs w:val="24"/>
         </w:rPr>
-        <w:t xml:space="preserve">{{ w_t_w_r_w_r_w_rpr_w_rfonts_w_ascii_times_new_roman_w_hansi_times_new_roman_w_cs_times_new_roman_w_sz_w_val_24_w_szcs_w_val_24_w_lang_w_val_en_us_w_rpr_w_t_court_w_t_w_r_w_r_w_rsidrpr_005b79bd_w_rpr_w_rfonts_w_ascii_times_new_roman_w_hansi_times_new_roman_w_cs_times_new_roman_w_sz_w_val_24_w_szcs_w_val_24_w_rpr_w_t_xml_space_preserve_w_t_w_r_w_r_w_rpr_w_rfonts_w_ascii_times_new_roman_w_hansi_times_new_roman_w_cs_times_new_roman_w_sz_w_val_24_w_szcs_w_val_24_w_lang_w_val_en_us_w_rpr_w_t_address_w_t_w_r_w_r_w_rsidrpr_005b79bd_w_rpr_w_rfonts_w_ascii_times_new_roman_w_hansi_times_new_roman_w_cs_times_new_roman_w_sz_w_val_24_w_szcs_w_val_24_w_rpr_w_t_xml_space_preserve }}</w:t>
+        <w:t xml:space="preserve">{{ court_address }}</w:t>
       </w:r>
     </w:p>
     <w:p>
@@ -131,7 +130,7 @@
           <w:szCs w:val="24"/>
           <w:lang w:val="en-US"/>
         </w:rPr>
-        <w:t xml:space="preserve">: {{ w_t_w_r_w_r_w_rpr_w_rfonts_w_ascii_times_new_roman_w_hansi_times_new_roman_w_cs_times_new_roman_w_sz_w_val_24_w_szcs_w_val_24_w_lang_w_val_en_us_w_rpr_w_t_plaintiff_w_t_w_r_w_r_w_rsidrpr_005b79bd_w_rpr_w_rfonts_w_ascii_times_new_roman_w_hansi_times_new_roman_w_cs_times_new_roman_w_sz_w_val_24_w_szcs_w_val_24_w_lang_w_val_en_us_w_rpr_w_t_xml_space_preserve_w_t_w_r_w_r_w_rpr_w_rfonts_w_ascii_times_new_roman_w_hansi_times_new_roman_w_cs_times_new_roman_w_sz_w_val_24_w_szcs_w_val_24_w_lang_w_val_en_us_w_rpr_w_t_registration_address }}</w:t>
+        <w:t xml:space="preserve">: {{ plaintiff }}</w:t>
       </w:r>
     </w:p>
     <w:p>
@@ -158,7 +157,7 @@
           <w:sz w:val="24"/>
           <w:szCs w:val="24"/>
         </w:rPr>
-        <w:t xml:space="preserve">: {{ w_t_w_r_w_r_w_rpr_w_rfonts_w_ascii_times_new_roman_w_hansi_times_new_roman_w_cs_times_new_roman_w_sz_w_val_24_w_szcs_w_val_24_w_lang_w_val_en_us_w_rpr_w_t_passport_w_t_w_r_w_r_w_rsidrpr_005b79bd_w_rpr_w_rfonts_w_ascii_times_new_roman_w_hansi_times_new_roman_w_cs_times_new_roman_w_sz_w_val_24_w_szcs_w_val_24_w_rpr_w_t_xml_space_preserve_w_t_w_r_w_r_w_rpr_w_rfonts_w_ascii_times_new_roman_w_hansi_times_new_roman_w_cs_times_new_roman_w_sz_w_val_24_w_szcs_w_val_24_w_lang_w_val_en_us_w_rpr_w_t_plaintiff_w_t_w_r_w_r_w_rsidrpr_005b79bd_w_rpr_w_rfonts_w_ascii_times_new_roman_w_hansi_times_new_roman_w_cs_times_new_roman_w_sz_w_val_24_w_szcs_w_val_24_w_rpr_w_t_xml_space_preserve }}</w:t>
+        <w:t xml:space="preserve">: {{ passport_plaintiff }}</w:t>
       </w:r>
     </w:p>
     <w:p>
@@ -185,7 +184,7 @@
           <w:sz w:val="24"/>
           <w:szCs w:val="24"/>
         </w:rPr>
-        <w:t xml:space="preserve">{{ w_t_w_r_w_r_w_rsidr_005b79bd_w_rpr_w_rfonts_w_ascii_times_new_roman_w_hansi_times_new_roman_w_cs_times_new_roman_w_sz_w_val_24_w_szcs_w_val_24_w_lang_w_val_en_us_w_rpr_w_t_plaintiff_w_t_w_r_w_r_w_rsidr_005b79bd_w_rsidrpr_005b79bd_w_rpr_w_rfonts_w_ascii_times_new_roman_w_hansi_times_new_roman_w_cs_times_new_roman_w_sz_w_val_24_w_szcs_w_val_24_w_rpr_w_t_xml_space_preserve_w_t_w_r_w_r_w_rsidr_005b79bd_w_rpr_w_rfonts_w_ascii_times_new_roman_w_hansi_times_new_roman_w_cs_times_new_roman_w_sz_w_val_24_w_szcs_w_val_24_w_lang_w_val_en_us_w_rpr_w_t_representative_w_t_w_r_w_r_w_rsidr_005b79bd_w_rsidrpr_005b79bd_w_rpr_w_rfonts_w_ascii_times_new_roman_w_hansi_times_new_roman_w_cs_times_new_roman_w_sz_w_val_24_w_szcs_w_val_24_w_rpr_w_t_xml_space_preserve }}</w:t>
+        <w:t xml:space="preserve">{{ plaintiff_representative }}</w:t>
       </w:r>
     </w:p>
     <w:p>
@@ -212,7 +211,7 @@
           <w:sz w:val="24"/>
           <w:szCs w:val="24"/>
         </w:rPr>
-        <w:t xml:space="preserve">{{ w_t_w_r_w_r_w_rsidr_005b79bd_w_rpr_w_rfonts_w_ascii_times_new_roman_w_hansi_times_new_roman_w_cs_times_new_roman_w_sz_w_val_24_w_szcs_w_val_24_w_lang_w_val_en_us_w_rpr_w_t_defendant_w_t_w_r_w_r_w_rsidr_005b79bd_w_rsidrpr_005b79bd_w_rpr_w_rfonts_w_ascii_times_new_roman_w_hansi_times_new_roman_w_cs_times_new_roman_w_sz_w_val_24_w_szcs_w_val_24_w_rpr_w_t_xml_space_preserve }}</w:t>
+        <w:t xml:space="preserve">{{ defendant }}</w:t>
       </w:r>
     </w:p>
     <w:p>
@@ -350,7 +349,7 @@
           <w:sz w:val="24"/>
           <w:szCs w:val="24"/>
         </w:rPr>
-        <w:t xml:space="preserve">{{ w_t_w_r_w_r_w_rsidr_005b79bd_w_rsidrpr_005b79bd_w_rpr_w_rfonts_w_ascii_times_new_roman_w_hansi_times_new_roman_w_cs_times_new_roman_w_sz_w_val_24_w_szcs_w_val_24_w_lang_w_val_en_us_w_rpr_w_t_date_w_t_w_r_w_r_w_rsidr_005b79bd_w_rsidrpr_005b79bd_w_rpr_w_rfonts_w_ascii_times_new_roman_w_hansi_times_new_roman_w_cs_times_new_roman_w_sz_w_val_24_w_szcs_w_val_24_w_rpr_w_t_xml_space_preserve_w_t_w_r_w_r_w_rsidr_005b79bd_w_rsidrpr_005b79bd_w_rpr_w_rfonts_w_ascii_times_new_roman_w_hansi_times_new_roman_w_cs_times_new_roman_w_sz_w_val_24_w_szcs_w_val_24_w_lang_w_val_en_us_w_rpr_w_t_of_w_t_w_r_w_r_w_rsidr_005b79bd_w_rsidrpr_005b79bd_w_rpr_w_rfonts_w_ascii_times_new_roman_w_hansi_times_new_roman_w_cs_times_new_roman_w_sz_w_val_24_w_szcs_w_val_24_w_rpr_w_t_xml_space_preserve_w_t_w_r_w_r_w_rsidr_005b79bd_w_rsidrpr_005b79bd_w_rpr_w_rfonts_w_ascii_times_new_roman_w_hansi_times_new_roman_w_cs_times_new_roman_w_sz_w_val_24_w_szcs_w_val_24_w_lang_w_val_en_us_w_rpr_w_t_the_w_t_w_r_w_r_w_rsidr_005b79bd_w_rsidrpr_005b79bd_w_rpr_w_rfonts_w_ascii_times_new_roman_w_hansi_times_new_roman_w_cs_times_new_roman_w_sz_w_val_24_w_szcs_w_val_24_w_rpr_w_t_xml_space_preserve_w_t_w_r_w_r_w_rsidr_005b79bd_w_rsidrpr_005b79bd_w_rpr_w_rfonts_w_ascii_times_new_roman_w_hansi_times_new_roman_w_cs_times_new_roman_w_sz_w_val_24_w_szcs_w_val_24_w_lang_w_val_en_us_w_rpr_w_t_court_w_t_w_r_w_r_w_rsidr_005b79bd_w_rsidrpr_005b79bd_w_rpr_w_rfonts_w_ascii_times_new_roman_w_hansi_times_new_roman_w_cs_times_new_roman_w_sz_w_val_24_w_szcs_w_val_24_w_rpr_w_t_xml_space_preserve_w_t_w_r_w_r_w_rsidr_005b79bd_w_rsidrpr_005b79bd_w_rpr_w_rfonts_w_ascii_times_new_roman_w_hansi_times_new_roman_w_cs_times_new_roman_w_sz_w_val_24_w_szcs_w_val_24_w_lang_w_val_en_us_w_rpr_w_t_decision_w_t_w_r_w_r_w_rsidr_005b79bd_w_rsidrpr_005b79bd_w_rpr_w_rfonts_w_ascii_times_new_roman_w_hansi_times_new_roman_w_cs_times_new_roman_w_sz_w_val_24_w_szcs_w_val_24_w_rpr_w_t_xml_space_preserve }}</w:t>
+        <w:t xml:space="preserve">{{ date_of_the_court_decision }}</w:t>
       </w:r>
       <w:r>
         <w:rPr>
@@ -366,7 +365,7 @@
           <w:sz w:val="24"/>
           <w:szCs w:val="24"/>
         </w:rPr>
-        <w:t xml:space="preserve">{{ w_t_w_r_w_r_w_rsidr_005b79bd_w_rpr_w_rfonts_w_ascii_times_new_roman_w_hansi_times_new_roman_w_cs_times_new_roman_w_sz_w_val_24_w_szcs_w_val_24_w_lang_w_val_en_us_w_rpr_w_t_plaintiff_w_t_w_r_w_r_w_rsidr_005b79bd_w_rsidrpr_005b79bd_w_rpr_w_rfonts_w_ascii_times_new_roman_w_hansi_times_new_roman_w_cs_times_new_roman_w_sz_w_val_24_w_szcs_w_val_24_w_rpr_w_t_xml_space_preserve }}</w:t>
+        <w:t xml:space="preserve">{{ plaintiff }}</w:t>
       </w:r>
       <w:r>
         <w:rPr>
@@ -398,7 +397,7 @@
           <w:sz w:val="24"/>
           <w:szCs w:val="24"/>
         </w:rPr>
-        <w:t xml:space="preserve">{{ w_t_w_r_w_r_w_rsidr_005b79bd_w_rsidrpr_005b79bd_w_rpr_w_rfonts_w_ascii_times_new_roman_w_hansi_times_new_roman_w_cs_times_new_roman_w_sz_w_val_24_w_szcs_w_val_24_w_rpr_w_t_amount_of_alimony_payment_w_t_w_r_w_r_w_rsidr_005b79bd_w_rsidrpr_005b79bd_w_rpr_w_rfonts_w_ascii_times_new_roman_w_hansi_times_new_roman_w_cs_times_new_roman_w_sz_w_val_24_w_szcs_w_val_24_w_rpr_w_t_xml_space_preserve }}</w:t>
+        <w:t xml:space="preserve">{{ amount_of_alimony_payment }}</w:t>
       </w:r>
       <w:r>
         <w:rPr>
@@ -414,7 +413,7 @@
           <w:sz w:val="24"/>
           <w:szCs w:val="24"/>
         </w:rPr>
-        <w:t xml:space="preserve">{{ w_t_w_r_w_r_w_rsidr_005b79bd_w_rpr_w_rfonts_w_ascii_times_new_roman_w_hansi_times_new_roman_w_cs_times_new_roman_w_sz_w_val_24_w_szcs_w_val_24_w_lang_w_val_en_us_w_rpr_w_t_children_w_t_w_r_w_r_w_rsidr_005b79bd_w_rsidrpr_005b79bd_w_rpr_w_rfonts_w_ascii_times_new_roman_w_hansi_times_new_roman_w_cs_times_new_roman_w_sz_w_val_24_w_szcs_w_val_24_w_rpr_w_t_xml_space_preserve_w_t_w_r_w_r_w_rsidr_005b79bd_w_rpr_w_rfonts_w_ascii_times_new_roman_w_hansi_times_new_roman_w_cs_times_new_roman_w_sz_w_val_24_w_szcs_w_val_24_w_lang_w_val_en_us_w_rpr_w_t_name_w_t_w_r_w_r_w_rsidr_005b79bd_w_rsidrpr_005b79bd_w_rpr_w_rfonts_w_ascii_times_new_roman_w_hansi_times_new_roman_w_cs_times_new_roman_w_sz_w_val_24_w_szcs_w_val_24_w_rpr_w_t_xml_space_preserve_w_t_w_r_w_r_w_rsidr_005b79bd_w_rpr_w_rfonts_w_ascii_times_new_roman_w_hansi_times_new_roman_w_cs_times_new_roman_w_sz_w_val_24_w_szcs_w_val_24_w_lang_w_val_en_us_w_rpr_w_t_rod_w_t_w_r_w_r_w_rsidr_005b79bd_w_rsidrpr_005b79bd_w_rpr_w_rfonts_w_ascii_times_new_roman_w_hansi_times_new_roman_w_cs_times_new_roman_w_sz_w_val_24_w_szcs_w_val_24_w_rpr_w_t_xml_space_preserve }}</w:t>
+        <w:t xml:space="preserve">{{ children_name_rod }}</w:t>
       </w:r>
       <w:r>
         <w:rPr>
@@ -430,7 +429,7 @@
           <w:sz w:val="24"/>
           <w:szCs w:val="24"/>
         </w:rPr>
-        <w:t xml:space="preserve">{{ w_t_w_r_w_r_w_rsidr_005b79bd_w_rpr_w_rfonts_w_ascii_times_new_roman_w_hansi_times_new_roman_w_cs_times_new_roman_w_sz_w_val_24_w_szcs_w_val_24_w_lang_w_val_en_us_w_rpr_w_t_defendant_w_t_w_r_w_r_w_rsidr_005b79bd_w_rsidrpr_005b79bd_w_rpr_w_rfonts_w_ascii_times_new_roman_w_hansi_times_new_roman_w_cs_times_new_roman_w_sz_w_val_24_w_szcs_w_val_24_w_rpr_w_t_xml_space_preserve_w_t_w_r_w_prooferr_w_type_spellstart_w_r_w_rsidr_005b79bd_w_rpr_w_rfonts_w_ascii_times_new_roman_w_hansi_times_new_roman_w_cs_times_new_roman_w_sz_w_val_24_w_szcs_w_val_24_w_lang_w_val_en_us_w_rpr_w_t_tvor_w_t_w_r_w_prooferr_w_type_spellend_w_r_w_rsidr_005b79bd_w_rsidrpr_005b79bd_w_rpr_w_rfonts_w_ascii_times_new_roman_w_hansi_times_new_roman_w_cs_times_new_roman_w_sz_w_val_24_w_szcs_w_val_24_w_rpr_w_t_xml_space_preserve }}</w:t>
+        <w:t xml:space="preserve">{{ defendant_tvor }}</w:t>
       </w:r>
       <w:r>
         <w:rPr>
@@ -544,17 +543,16 @@
           <w:szCs w:val="24"/>
           <w:lang w:val="en-US"/>
         </w:rPr>
-        <w:t xml:space="preserve">{{ w_t_w_r_w_r_w_rsidr_005b79bd_w_rsidrpr_005b79bd_w_rpr_w_rfonts_w_ascii_times_new_roman_w_hansi_times_new_roman_w_cs_times_new_roman_w_sz_w_val_24_w_szcs_w_val_24_w_lang_w_val_en_us_w_rpr_w_t_where_the_defendant_worked_and_how_much_he_earned_at_the_time_of_the_court_decision_w_t_w_r_w_r_w_rsidr_005b79bd_w_rpr_w_rfonts_w_ascii_times_new_roman_w_hansi_times_new_roman_w_cs_times_new_roman_w_sz_w_val_24_w_szcs_w_val_24_w_lang_w_val_en_us_w_rpr_w_t_xml_space_preserve }}. </w:t>
-      </w:r>
-      <w:proofErr w:type="gramStart"/>
-      <w:r>
-        <w:rPr>
-          <w:rFonts w:ascii="Times New Roman" w:hAnsi="Times New Roman" w:cs="Times New Roman"/>
-          <w:sz w:val="24"/>
-          <w:szCs w:val="24"/>
-          <w:lang w:val="en-US"/>
-        </w:rPr>
-        <w:t xml:space="preserve">{{ w_t_w_r_w_r_w_rsidr_005b79bd_w_rsidrpr_005b79bd_w_rpr_w_rfonts_w_ascii_times_new_roman_w_hansi_times_new_roman_w_cs_times_new_roman_w_sz_w_val_24_w_szcs_w_val_24_w_lang_w_val_en_us_w_rpr_w_t_where_w_t_w_r_w_prooferr_w_type_gramend_w_r_w_rsidr_005b79bd_w_rsidrpr_005b79bd_w_rpr_w_rfonts_w_ascii_times_new_roman_w_hansi_times_new_roman_w_cs_times_new_roman_w_sz_w_val_24_w_szcs_w_val_24_w_lang_w_val_en_us_w_rpr_w_t_xml_space_preserve_the_defendant_works_now_and_how_much_does_he_earn_w_t_w_r_w_r_w_rsidr_005b79bd_w_rpr_w_rfonts_w_ascii_times_new_roman_w_hansi_times_new_roman_w_cs_times_new_roman_w_sz_w_val_24_w_szcs_w_val_24_w_lang_w_val_en_us_w_rpr_w_t_xml_space_preserve }}.</w:t>
+        <w:t xml:space="preserve">{{ where_the_defendant_worked_and_how_much_he_earned_at_the_time_of_the_court_decis }}. </w:t>
+      </w:r>
+      <w:r>
+        <w:rPr>
+          <w:rFonts w:ascii="Times New Roman" w:hAnsi="Times New Roman" w:cs="Times New Roman"/>
+          <w:sz w:val="24"/>
+          <w:szCs w:val="24"/>
+          <w:lang w:val="en-US"/>
+        </w:rPr>
+        <w:t xml:space="preserve">{{ where_the_defendant_works_now_and_how_much_does_he_earn }}.</w:t>
       </w:r>
     </w:p>
     <w:p>
@@ -676,7 +674,7 @@
           <w:sz w:val="24"/>
           <w:szCs w:val="24"/>
         </w:rPr>
-        <w:t xml:space="preserve">{{ w_t_w_r_w_r_w_rsidr_005b79bd_w_rsidrpr_005b79bd_w_rpr_w_rfonts_w_ascii_times_new_roman_w_hansi_times_new_roman_w_cs_times_new_roman_w_sz_w_val_24_w_szcs_w_val_24_w_lang_w_val_en_us_w_rpr_w_t_method_w_t_w_r_w_r_w_rsidr_005b79bd_w_rsidrpr_005b79bd_w_rpr_w_rfonts_w_ascii_times_new_roman_w_hansi_times_new_roman_w_cs_times_new_roman_w_sz_w_val_24_w_szcs_w_val_24_w_rpr_w_t_xml_space_preserve_w_t_w_r_w_r_w_rsidr_005b79bd_w_rsidrpr_005b79bd_w_rpr_w_rfonts_w_ascii_times_new_roman_w_hansi_times_new_roman_w_cs_times_new_roman_w_sz_w_val_24_w_szcs_w_val_24_w_lang_w_val_en_us_w_rpr_w_t_of_w_t_w_r_w_r_w_rsidr_005b79bd_w_rsidrpr_005b79bd_w_rpr_w_rfonts_w_ascii_times_new_roman_w_hansi_times_new_roman_w_cs_times_new_roman_w_sz_w_val_24_w_szcs_w_val_24_w_rpr_w_t_xml_space_preserve_w_t_w_r_w_r_w_rsidr_005b79bd_w_rsidrpr_005b79bd_w_rpr_w_rfonts_w_ascii_times_new_roman_w_hansi_times_new_roman_w_cs_times_new_roman_w_sz_w_val_24_w_szcs_w_val_24_w_lang_w_val_en_us_w_rpr_w_t_collection_w_t_w_r_w_r_w_rsidr_005b79bd_w_rsidrpr_005b79bd_w_rpr_w_rfonts_w_ascii_times_new_roman_w_hansi_times_new_roman_w_cs_times_new_roman_w_sz_w_val_24_w_szcs_w_val_24_w_rpr_w_t_xml_space_preserve_w_t_w_r_w_r_w_rsidr_005b79bd_w_rsidrpr_005b79bd_w_rpr_w_rfonts_w_ascii_times_new_roman_w_hansi_times_new_roman_w_cs_times_new_roman_w_sz_w_val_24_w_szcs_w_val_24_w_lang_w_val_en_us_w_rpr_w_t_before_w_t_w_r_w_r_w_rsidr_005b79bd_w_rsidrpr_005b79bd_w_rpr_w_rfonts_w_ascii_times_new_roman_w_hansi_times_new_roman_w_cs_times_new_roman_w_sz_w_val_24_w_szcs_w_val_24_w_rpr_w_t_xml_space_preserve }}</w:t>
+        <w:t xml:space="preserve">{{ method_of_collection_before }}</w:t>
       </w:r>
       <w:r>
         <w:rPr>
@@ -724,7 +722,7 @@
           <w:sz w:val="24"/>
           <w:szCs w:val="24"/>
         </w:rPr>
-        <w:t xml:space="preserve">{{ w_t_w_r_w_r_w_rsidr_005b79bd_w_rpr_w_rfonts_w_ascii_times_new_roman_w_hansi_times_new_roman_w_cs_times_new_roman_w_sz_w_val_24_w_szcs_w_val_24_w_lang_w_val_en_us_w_rpr_w_t_new_w_t_w_r_w_r_w_rsidr_005b79bd_w_rsidrpr_005b79bd_w_rpr_w_rfonts_w_ascii_times_new_roman_w_hansi_times_new_roman_w_cs_times_new_roman_w_sz_w_val_24_w_szcs_w_val_24_w_rpr_w_t_xml_space_preserve_w_t_w_r_w_r_w_rsidr_005b79bd_w_rsidrpr_005b79bd_w_rpr_w_rfonts_w_ascii_times_new_roman_w_hansi_times_new_roman_w_cs_times_new_roman_w_sz_w_val_24_w_szcs_w_val_24_w_lang_w_val_en_us_w_rpr_w_t_method_w_t_w_r_w_r_w_rsidr_005b79bd_w_rsidrpr_005b79bd_w_rpr_w_rfonts_w_ascii_times_new_roman_w_hansi_times_new_roman_w_cs_times_new_roman_w_sz_w_val_24_w_szcs_w_val_24_w_rpr_w_t_xml_space_preserve_w_t_w_r_w_r_w_rsidr_005b79bd_w_rsidrpr_005b79bd_w_rpr_w_rfonts_w_ascii_times_new_roman_w_hansi_times_new_roman_w_cs_times_new_roman_w_sz_w_val_24_w_szcs_w_val_24_w_lang_w_val_en_us_w_rpr_w_t_of_w_t_w_r_w_r_w_rsidr_005b79bd_w_rsidrpr_005b79bd_w_rpr_w_rfonts_w_ascii_times_new_roman_w_hansi_times_new_roman_w_cs_times_new_roman_w_sz_w_val_24_w_szcs_w_val_24_w_rpr_w_t_xml_space_preserve_w_t_w_r_w_r_w_rsidr_005b79bd_w_rsidrpr_005b79bd_w_rpr_w_rfonts_w_ascii_times_new_roman_w_hansi_times_new_roman_w_cs_times_new_roman_w_sz_w_val_24_w_szcs_w_val_24_w_lang_w_val_en_us_w_rpr_w_t_collection_w_t_w_r_w_r_w_rsidr_005b79bd_w_rsidrpr_005b79bd_w_rpr_w_rfonts_w_ascii_times_new_roman_w_hansi_times_new_roman_w_cs_times_new_roman_w_sz_w_val_24_w_szcs_w_val_24_w_rpr_w_t_xml_space_preserve }}</w:t>
+        <w:t xml:space="preserve">{{ new_method_of_collection }}</w:t>
       </w:r>
       <w:r>
         <w:rPr>
@@ -757,15 +755,14 @@
           <w:lang w:val="en-US"/>
         </w:rPr>
       </w:pPr>
-      <w:proofErr w:type="gramStart"/>
-      <w:r>
-        <w:rPr>
-          <w:rFonts w:ascii="Times New Roman" w:hAnsi="Times New Roman" w:cs="Times New Roman"/>
-          <w:sz w:val="24"/>
-          <w:szCs w:val="24"/>
-          <w:lang w:val="en-US"/>
-        </w:rPr>
-        <w:t>{{ plaintiff_w_t_w_r_w_prooferr_w_type_gramend_w_r_w_rpr_w_rfonts_w_ascii_times_new_roman_w_hansi_times_new_roman_w_cs_times_new_roman_w_sz_w_val_24_w_szcs_w_val_24_w_lang_w_val_en_us_w_rpr_w_t_xml_space_preserve }} </w:t>
+      <w:r>
+        <w:rPr>
+          <w:rFonts w:ascii="Times New Roman" w:hAnsi="Times New Roman" w:cs="Times New Roman"/>
+          <w:sz w:val="24"/>
+          <w:szCs w:val="24"/>
+          <w:lang w:val="en-US"/>
+        </w:rPr>
+        <w:t>{{ plaintiff }} </w:t>
       </w:r>
       <w:r>
         <w:rPr>
